--- a/docs/reports/2026-10-12-阶段9部署与测试验收工作日报.docx
+++ b/docs/reports/2026-10-12-阶段9部署与测试验收工作日报.docx
@@ -69,12 +69,12 @@
         <w:pStyle w:val="Heading1"/>
       </w:pPr>
       <w:r>
-        <w:t>工作内容实现教程与学习方法</w:t>
+        <w:t>附录 真实工程师的一天</w:t>
       </w:r>
     </w:p>
     <w:p>
       <w:r>
-        <w:t>下面的步骤对应本次仓库中的实际配置、故障和验证结果。所有容器命令应在项目根目录运行；先核对项目名和端口，示例中的 mm_phase9_local 只适用于已确认属于自己的合成测试栈。</w:t>
+        <w:t>这份教程用本次实际工作说明企业研发的常见节奏。不同公司分工会有差别：有的团队由开发写单元测试、测试工程师做系统验收；有的团队由同一人承担两者。共同点是每一步都留下可复核的证据，而不是只说“我觉得能用”。</w:t>
       </w:r>
     </w:p>
     <w:p>
@@ -82,12 +82,91 @@
         <w:pStyle w:val="Heading2"/>
       </w:pPr>
       <w:r>
-        <w:t>第一步 读懂运行链路</w:t>
+        <w:t>常见的六个工作环节</w:t>
       </w:r>
     </w:p>
     <w:p>
+      <w:pPr>
+        <w:spacing w:before="60"/>
+      </w:pPr>
       <w:r>
-        <w:t>从 compose.yaml、compose.e2e.yaml、Dockerfile、frontend/Dockerfile 和 .github/workflows/ci.yml 依次阅读。Web 用 Nginx 提供 Vue 页面并代理 /api；API 与 Worker 共用 Python 镜像；MySQL 保存业务记录，知识原件在文件卷，Chroma 保存向量索引；E2E 额外启动只返回合成结果的 model-stub。</w:t>
+        <w:rPr>
+          <w:b/>
+        </w:rPr>
+        <w:t xml:space="preserve">接任务  </w:t>
+      </w:r>
+      <w:r>
+        <w:t>明确要解决什么、完成标准是什么；本次目标是接手阶段九候选改动并做可验证的部署测试。</w:t>
+      </w:r>
+    </w:p>
+    <w:p>
+      <w:pPr>
+        <w:spacing w:before="60"/>
+      </w:pPr>
+      <w:r>
+        <w:rPr>
+          <w:b/>
+        </w:rPr>
+        <w:t xml:space="preserve">看现场  </w:t>
+      </w:r>
+      <w:r>
+        <w:t>先看 Git 状态、近期提交和运行服务；发现个人笔记与练习文件，先保护好它们。</w:t>
+      </w:r>
+    </w:p>
+    <w:p>
+      <w:pPr>
+        <w:spacing w:before="60"/>
+      </w:pPr>
+      <w:r>
+        <w:rPr>
+          <w:b/>
+        </w:rPr>
+        <w:t xml:space="preserve">跑基线  </w:t>
+      </w:r>
+      <w:r>
+        <w:t>改代码前先跑已有测试，分清原有失败、环境问题与本次改动造成的失败。</w:t>
+      </w:r>
+    </w:p>
+    <w:p>
+      <w:pPr>
+        <w:spacing w:before="60"/>
+      </w:pPr>
+      <w:r>
+        <w:rPr>
+          <w:b/>
+        </w:rPr>
+        <w:t xml:space="preserve">定位修复  </w:t>
+      </w:r>
+      <w:r>
+        <w:t>复现 E2E 故障，沿页面、API、Worker、模型桩逐层查证，只改合成服务的重启配置。</w:t>
+      </w:r>
+    </w:p>
+    <w:p>
+      <w:pPr>
+        <w:spacing w:before="60"/>
+      </w:pPr>
+      <w:r>
+        <w:rPr>
+          <w:b/>
+        </w:rPr>
+        <w:t xml:space="preserve">回归检查  </w:t>
+      </w:r>
+      <w:r>
+        <w:t>运行后端、前端、构建和浏览器旅程；记录通过数量，也记录未做的恢复演练。</w:t>
+      </w:r>
+    </w:p>
+    <w:p>
+      <w:pPr>
+        <w:spacing w:before="60"/>
+      </w:pPr>
+      <w:r>
+        <w:rPr>
+          <w:b/>
+        </w:rPr>
+        <w:t xml:space="preserve">交付沟通  </w:t>
+      </w:r>
+      <w:r>
+        <w:t>精确暂存、提交、推送分支；团队里通常还会创建 PR、接受代码审查，再由 CI 和发布流程把关。</w:t>
       </w:r>
     </w:p>
     <w:p>
@@ -95,18 +174,109 @@
         <w:pStyle w:val="Heading2"/>
       </w:pPr>
       <w:r>
-        <w:t>第二步 建立可复现的测试基线</w:t>
+        <w:t>关于 Linux 和虚拟机</w:t>
       </w:r>
     </w:p>
     <w:p>
       <w:r>
-        <w:t>在 Windows 项目虚拟环境里运行后端测试、静态检查，再进入 frontend 运行前端测试、类型检查和构建。本地未跟踪的个人练习测试与产品测试分开；正式 CI 在干净检出上直接运行全量测试。若沙箱的系统临时目录不可读，可以临时把 TEMP 和 TMP 指向仓库内可写目录，测试结束后删除该目录。</w:t>
+        <w:t>你现在在 Windows 上开发即可。Docker Desktop 在本机利用 Linux 虚拟化能力运行这些 Linux 容器；本仓库的 GitHub Actions 使用 Linux runner。企业部署还可能使用云虚拟机、Kubernetes 或物理机。学习重点是知道代码、配置、数据和测试分别在哪里运行；本次工作没有要求把项目迁往 Linux。</w:t>
       </w:r>
     </w:p>
     <w:p>
       <w:pPr>
+        <w:pStyle w:val="Heading1"/>
+      </w:pPr>
+      <w:r>
+        <w:t>跟着做一次工程任务</w:t>
+      </w:r>
+    </w:p>
+    <w:p>
+      <w:pPr>
+        <w:spacing w:before="60"/>
+      </w:pPr>
+      <w:r>
+        <w:rPr>
+          <w:b/>
+        </w:rPr>
+        <w:t xml:space="preserve">操作前提  </w:t>
+      </w:r>
+      <w:r>
+        <w:t>以下命令面向 Windows PowerShell，在仓库根目录执行。你需要已有的 .venv、frontend/node_modules、Docker Desktop 和本项目的合成测试数据。mm_phase9_local 是本机已有的合成项目；运行任何会写数据的 E2E 前，先确认它确实属于自己。不要在真实数据项目上练习。</w:t>
+      </w:r>
+    </w:p>
+    <w:p>
+      <w:pPr>
+        <w:pStyle w:val="Heading2"/>
+      </w:pPr>
+      <w:r>
+        <w:t>第一步 认清项目里的几种角色</w:t>
+      </w:r>
+    </w:p>
+    <w:p>
+      <w:r>
+        <w:t>浏览器先访问 Web 容器；Web 把 /api 请求转给 FastAPI。API 保存商品和研究记录到 MySQL，把异步任务交给 Redis；Celery Worker 从队列取任务，把知识原件写入文件卷，把向量写入 Chroma。compose.e2e.yaml 另外接入 model-stub，只为测试提供固定模型结果。</w:t>
+      </w:r>
+    </w:p>
+    <w:p>
+      <w:pPr>
+        <w:spacing w:before="60"/>
+      </w:pPr>
+      <w:r>
+        <w:rPr>
+          <w:b/>
+        </w:rPr>
+        <w:t xml:space="preserve">建议按这个顺序读  </w:t>
+      </w:r>
+      <w:r>
+        <w:t>README.md → compose.yaml → compose.e2e.yaml → .github/workflows/ci.yml → frontend/e2e/knowledge-research.spec.ts。每读一个文件，只回答“它负责什么、被谁调用”。</w:t>
+      </w:r>
+    </w:p>
+    <w:p>
+      <w:pPr>
+        <w:keepLines/>
         <w:spacing w:after="60"/>
-        <w:ind w:left="340"/>
+        <w:ind w:left="312"/>
+      </w:pPr>
+      <w:r>
+        <w:rPr>
+          <w:rFonts w:ascii="Consolas" w:hAnsi="Consolas" w:eastAsia="Microsoft YaHei"/>
+          <w:sz w:val="17"/>
+        </w:rPr>
+        <w:t>git status --short --branch</w:t>
+      </w:r>
+    </w:p>
+    <w:p>
+      <w:pPr>
+        <w:spacing w:before="60"/>
+      </w:pPr>
+      <w:r>
+        <w:rPr>
+          <w:b/>
+        </w:rPr>
+        <w:t xml:space="preserve">看什么  </w:t>
+      </w:r>
+      <w:r>
+        <w:t>确认当前分支和未提交文件；看到个人笔记或练习测试，先不要清理或一股脑暂存。</w:t>
+      </w:r>
+    </w:p>
+    <w:p>
+      <w:pPr>
+        <w:pStyle w:val="Heading2"/>
+      </w:pPr>
+      <w:r>
+        <w:t>第二步 改动前先跑基线</w:t>
+      </w:r>
+    </w:p>
+    <w:p>
+      <w:r>
+        <w:t>基线就是“在动手前，项目现在是什么状态”。本机有一个未跟踪的练习测试，它不是产品测试；因此本次完整后端验证单独排除了它。干净的 CI 检出没有这个文件。</w:t>
+      </w:r>
+    </w:p>
+    <w:p>
+      <w:pPr>
+        <w:keepLines/>
+        <w:spacing w:after="60"/>
+        <w:ind w:left="312"/>
       </w:pPr>
       <w:r>
         <w:rPr>
@@ -118,8 +288,9 @@
     </w:p>
     <w:p>
       <w:pPr>
+        <w:keepLines/>
         <w:spacing w:after="60"/>
-        <w:ind w:left="340"/>
+        <w:ind w:left="312"/>
       </w:pPr>
       <w:r>
         <w:rPr>
@@ -131,8 +302,9 @@
     </w:p>
     <w:p>
       <w:pPr>
+        <w:keepLines/>
         <w:spacing w:after="60"/>
-        <w:ind w:left="340"/>
+        <w:ind w:left="312"/>
       </w:pPr>
       <w:r>
         <w:rPr>
@@ -144,15 +316,58 @@
     </w:p>
     <w:p>
       <w:pPr>
+        <w:keepLines/>
         <w:spacing w:after="60"/>
-        <w:ind w:left="340"/>
+        <w:ind w:left="312"/>
       </w:pPr>
       <w:r>
         <w:rPr>
           <w:rFonts w:ascii="Consolas" w:hAnsi="Consolas" w:eastAsia="Microsoft YaHei"/>
           <w:sz w:val="17"/>
         </w:rPr>
-        <w:t>cd frontend ; npm test ; npm run typecheck ; npm run build</w:t>
+        <w:t>npm --prefix frontend test</w:t>
+      </w:r>
+    </w:p>
+    <w:p>
+      <w:pPr>
+        <w:keepLines/>
+        <w:spacing w:after="60"/>
+        <w:ind w:left="312"/>
+      </w:pPr>
+      <w:r>
+        <w:rPr>
+          <w:rFonts w:ascii="Consolas" w:hAnsi="Consolas" w:eastAsia="Microsoft YaHei"/>
+          <w:sz w:val="17"/>
+        </w:rPr>
+        <w:t>npm --prefix frontend run typecheck</w:t>
+      </w:r>
+    </w:p>
+    <w:p>
+      <w:pPr>
+        <w:keepLines/>
+        <w:spacing w:after="60"/>
+        <w:ind w:left="312"/>
+      </w:pPr>
+      <w:r>
+        <w:rPr>
+          <w:rFonts w:ascii="Consolas" w:hAnsi="Consolas" w:eastAsia="Microsoft YaHei"/>
+          <w:sz w:val="17"/>
+        </w:rPr>
+        <w:t>npm --prefix frontend run build</w:t>
+      </w:r>
+    </w:p>
+    <w:p>
+      <w:pPr>
+        <w:spacing w:before="60"/>
+      </w:pPr>
+      <w:r>
+        <w:rPr>
+          <w:b/>
+        </w:rPr>
+        <w:t xml:space="preserve">本次输出  </w:t>
+      </w:r>
+      <w:r>
+        <w:t>后端 613 passed，前端 44 passed，Ruff 和 mypy 无错误，类型检查与构建退出码均为 0。若测试在 Windows 沙箱报临时目录不可读，可临时设置 TEMP/TMP 到项目内可写目录，再重试并清理临时目录。</w:t>
       </w:r>
     </w:p>
     <w:p>
@@ -160,43 +375,67 @@
         <w:pStyle w:val="Heading2"/>
       </w:pPr>
       <w:r>
-        <w:t>第三步 从失败追到具体服务</w:t>
+        <w:t>第三步 用失败信息定位故障</w:t>
       </w:r>
     </w:p>
     <w:p>
       <w:r>
-        <w:t>浏览器报“Embedding 服务暂时不可用”时，不先修改模型客户端。先看 Compose 服务状态，再看 Worker 与 model-stub 日志。本次 model-stub 已退出且 RestartPolicy 为 no；API 的 /ready 仍为 200，因为它只检查 MySQL 和 Redis，所以健康接口不能代替完整业务旅程。</w:t>
+        <w:t>首次运行浏览器测试时，商品与权限两条通过，知识研究旅程卡在“Embedding 服务暂时不可用”。这句话只说明 Worker 调模型失败，不能直接推断模型客户端代码有错。先看每个服务是否还在，再读产生失败的 Worker 日志。</w:t>
       </w:r>
     </w:p>
     <w:p>
       <w:pPr>
+        <w:keepLines/>
         <w:spacing w:after="60"/>
-        <w:ind w:left="340"/>
+        <w:ind w:left="312"/>
       </w:pPr>
       <w:r>
         <w:rPr>
           <w:rFonts w:ascii="Consolas" w:hAnsi="Consolas" w:eastAsia="Microsoft YaHei"/>
           <w:sz w:val="17"/>
         </w:rPr>
-        <w:t>docker compose --env-file tests/fixtures/deploy.env -f compose.yaml -f compose.e2e.yaml -p mm_phase9_local ps -a</w:t>
+        <w:t>$mmCompose = @('--env-file','tests/fixtures/deploy.env','-f','compose.yaml','-f','compose.e2e.yaml','-p','mm_phase9_local')</w:t>
       </w:r>
     </w:p>
     <w:p>
       <w:pPr>
+        <w:keepLines/>
         <w:spacing w:after="60"/>
-        <w:ind w:left="340"/>
+        <w:ind w:left="312"/>
       </w:pPr>
       <w:r>
         <w:rPr>
           <w:rFonts w:ascii="Consolas" w:hAnsi="Consolas" w:eastAsia="Microsoft YaHei"/>
           <w:sz w:val="17"/>
         </w:rPr>
-        <w:t>docker compose --env-file tests/fixtures/deploy.env -f compose.yaml -f compose.e2e.yaml -p mm_phase9_local logs --tail 80 celery-worker model-stub</w:t>
+        <w:t>docker compose @mmCompose ps -a</w:t>
+      </w:r>
+    </w:p>
+    <w:p>
+      <w:pPr>
+        <w:keepLines/>
+        <w:spacing w:after="60"/>
+        <w:ind w:left="312"/>
+      </w:pPr>
+      <w:r>
+        <w:rPr>
+          <w:rFonts w:ascii="Consolas" w:hAnsi="Consolas" w:eastAsia="Microsoft YaHei"/>
+          <w:sz w:val="17"/>
+        </w:rPr>
+        <w:t>docker compose @mmCompose logs --tail 80 celery-worker model-stub</w:t>
       </w:r>
     </w:p>
     <w:p>
       <w:r>
-        <w:br w:type="page"/>
+        <w:t>本次看到 model-stub 为 exited 255，Worker 反复报告 Embedding 连接不可用；Docker 检查显示模型桩 RestartPolicy 为 no。与此同时 /health/ready 仍返回 200，因为它只检查 API、MySQL 和 Redis。健康检查与完整业务验收关注的范围不同。</w:t>
+      </w:r>
+    </w:p>
+    <w:p>
+      <w:pPr>
+        <w:pStyle w:val="Heading1"/>
+      </w:pPr>
+      <w:r>
+        <w:t>修复 验证 与交付</w:t>
       </w:r>
     </w:p>
     <w:p>
@@ -204,51 +443,129 @@
         <w:pStyle w:val="Heading2"/>
       </w:pPr>
       <w:r>
-        <w:t>第四步 做最小修复并验证</w:t>
+        <w:t>第四步 只修改产生问题的配置</w:t>
       </w:r>
     </w:p>
     <w:p>
       <w:r>
-        <w:t>在 compose.e2e.yaml 的 model-stub 服务下增加 restart: unless-stopped。先用 compose config 检查解析后的 restart 值，再只更新该合成服务；确认运行和健康状态后重跑 npm run test:e2e。本次结果为 Chromium 3 项通过，覆盖商品 Excel、角色限制、知识索引、研究证据和一次性审批。</w:t>
+        <w:t>打开 compose.e2e.yaml，找到 model-stub 服务，在 build 后增加下面这一行。它只作用于合成测试覆盖配置；默认生产 Compose 的服务拓扑没有因此改变。</w:t>
       </w:r>
     </w:p>
     <w:p>
       <w:pPr>
+        <w:keepLines/>
         <w:spacing w:after="60"/>
-        <w:ind w:left="340"/>
+        <w:ind w:left="312"/>
       </w:pPr>
       <w:r>
         <w:rPr>
           <w:rFonts w:ascii="Consolas" w:hAnsi="Consolas" w:eastAsia="Microsoft YaHei"/>
           <w:sz w:val="17"/>
         </w:rPr>
-        <w:t>docker compose --env-file tests/fixtures/deploy.env -f compose.yaml -f compose.e2e.yaml config --format json</w:t>
+        <w:t>model-stub:</w:t>
       </w:r>
     </w:p>
     <w:p>
       <w:pPr>
+        <w:keepLines/>
         <w:spacing w:after="60"/>
-        <w:ind w:left="340"/>
+        <w:ind w:left="312"/>
       </w:pPr>
       <w:r>
         <w:rPr>
           <w:rFonts w:ascii="Consolas" w:hAnsi="Consolas" w:eastAsia="Microsoft YaHei"/>
           <w:sz w:val="17"/>
         </w:rPr>
-        <w:t>docker compose --env-file tests/fixtures/deploy.env -f compose.yaml -f compose.e2e.yaml -p mm_phase9_local up -d --no-deps model-stub</w:t>
+        <w:t xml:space="preserve">  build: {context: ., dockerfile: tests/e2e/Dockerfile.model-stub}</w:t>
       </w:r>
     </w:p>
     <w:p>
       <w:pPr>
+        <w:keepLines/>
         <w:spacing w:after="60"/>
-        <w:ind w:left="340"/>
+        <w:ind w:left="312"/>
       </w:pPr>
       <w:r>
         <w:rPr>
           <w:rFonts w:ascii="Consolas" w:hAnsi="Consolas" w:eastAsia="Microsoft YaHei"/>
           <w:sz w:val="17"/>
         </w:rPr>
-        <w:t>cd frontend ; npm run test:e2e</w:t>
+        <w:t xml:space="preserve">  restart: unless-stopped</w:t>
+      </w:r>
+    </w:p>
+    <w:p>
+      <w:r>
+        <w:t>先用 Compose 解析配置，再只更新模型桩，不重建数据库或清空数据卷。ps 输出应显示 model-stub running、healthy；然后再跑真正从浏览器到存储的三条旅程。</w:t>
+      </w:r>
+    </w:p>
+    <w:p>
+      <w:pPr>
+        <w:keepLines/>
+        <w:spacing w:after="60"/>
+        <w:ind w:left="312"/>
+      </w:pPr>
+      <w:r>
+        <w:rPr>
+          <w:rFonts w:ascii="Consolas" w:hAnsi="Consolas" w:eastAsia="Microsoft YaHei"/>
+          <w:sz w:val="17"/>
+        </w:rPr>
+        <w:t>docker compose @mmCompose config --format json</w:t>
+      </w:r>
+    </w:p>
+    <w:p>
+      <w:pPr>
+        <w:keepLines/>
+        <w:spacing w:after="60"/>
+        <w:ind w:left="312"/>
+      </w:pPr>
+      <w:r>
+        <w:rPr>
+          <w:rFonts w:ascii="Consolas" w:hAnsi="Consolas" w:eastAsia="Microsoft YaHei"/>
+          <w:sz w:val="17"/>
+        </w:rPr>
+        <w:t>docker compose @mmCompose up -d --no-deps model-stub</w:t>
+      </w:r>
+    </w:p>
+    <w:p>
+      <w:pPr>
+        <w:keepLines/>
+        <w:spacing w:after="60"/>
+        <w:ind w:left="312"/>
+      </w:pPr>
+      <w:r>
+        <w:rPr>
+          <w:rFonts w:ascii="Consolas" w:hAnsi="Consolas" w:eastAsia="Microsoft YaHei"/>
+          <w:sz w:val="17"/>
+        </w:rPr>
+        <w:t>docker compose @mmCompose ps -a</w:t>
+      </w:r>
+    </w:p>
+    <w:p>
+      <w:pPr>
+        <w:keepLines/>
+        <w:spacing w:after="60"/>
+        <w:ind w:left="312"/>
+      </w:pPr>
+      <w:r>
+        <w:rPr>
+          <w:rFonts w:ascii="Consolas" w:hAnsi="Consolas" w:eastAsia="Microsoft YaHei"/>
+          <w:sz w:val="17"/>
+        </w:rPr>
+        <w:t>npm --prefix frontend run test:e2e</w:t>
+      </w:r>
+    </w:p>
+    <w:p>
+      <w:pPr>
+        <w:spacing w:before="60"/>
+      </w:pPr>
+      <w:r>
+        <w:rPr>
+          <w:b/>
+        </w:rPr>
+        <w:t xml:space="preserve">本次结果  </w:t>
+      </w:r>
+      <w:r>
+        <w:t>Chromium 3 passed。E2E 会向合成库写入测试商品和文档；只在确认属于自己的测试项目中执行。</w:t>
       </w:r>
     </w:p>
     <w:p>
@@ -256,18 +573,88 @@
         <w:pStyle w:val="Heading2"/>
       </w:pPr>
       <w:r>
-        <w:t>第五步 核对持久化并同步 GitHub</w:t>
+        <w:t>第五步 判断数据是否真的保留下来</w:t>
       </w:r>
     </w:p>
     <w:p>
       <w:r>
-        <w:t>重建后不能只看容器 healthy。分别查询 MySQL 的商品、就绪文档和成功研究数量，统计知识文件卷，列出 Chroma 集合与向量数；再与重建前快照比较。此次只核对数量及可读性，没有完成独立备份恢复。提交前使用 git diff --cached --name-only确认暂存清单不含真实密钥、个人笔记或练习测试，再推送功能分支并查看 Actions。</w:t>
+        <w:t>容器 healthy 只证明当前进程能应答，不证明容器重建后数据还在。需要分别读 MySQL、知识原件卷和 Chroma。本次读到 9 个商品、2 份就绪文档、2 个成功研究、3 个原件、2 个各有 1 条向量的集合，数量与之前记录一致。这属于数量与可读性检查；真正的备份恢复还要在全新隔离项目里逐条核对内容和引用。</w:t>
       </w:r>
     </w:p>
     <w:p>
       <w:pPr>
+        <w:keepLines/>
         <w:spacing w:after="60"/>
-        <w:ind w:left="340"/>
+        <w:ind w:left="312"/>
+      </w:pPr>
+      <w:r>
+        <w:rPr>
+          <w:rFonts w:ascii="Consolas" w:hAnsi="Consolas" w:eastAsia="Microsoft YaHei"/>
+          <w:sz w:val="17"/>
+        </w:rPr>
+        <w:t>docker compose @mmCompose exec -T api sh -c 'find /app/data/knowledge -type f | wc -l'</w:t>
+      </w:r>
+    </w:p>
+    <w:p>
+      <w:pPr>
+        <w:keepLines/>
+        <w:spacing w:after="60"/>
+        <w:ind w:left="312"/>
+      </w:pPr>
+      <w:r>
+        <w:rPr>
+          <w:rFonts w:ascii="Consolas" w:hAnsi="Consolas" w:eastAsia="Microsoft YaHei"/>
+          <w:sz w:val="17"/>
+        </w:rPr>
+        <w:t>docker compose @mmCompose exec -T api python -c "import chromadb; c=chromadb.HttpClient(host='chroma', port=8000); print([x.count() for x in c.list_collections()])"</w:t>
+      </w:r>
+    </w:p>
+    <w:p>
+      <w:pPr>
+        <w:spacing w:before="60"/>
+      </w:pPr>
+      <w:r>
+        <w:rPr>
+          <w:b/>
+        </w:rPr>
+        <w:t xml:space="preserve">特别注意  </w:t>
+      </w:r>
+      <w:r>
+        <w:t>不要为练习执行 down --volumes；它会删除该 Compose 项目的命名卷。</w:t>
+      </w:r>
+    </w:p>
+    <w:p>
+      <w:pPr>
+        <w:pStyle w:val="Heading2"/>
+      </w:pPr>
+      <w:r>
+        <w:t>第六步 提交与写日报</w:t>
+      </w:r>
+    </w:p>
+    <w:p>
+      <w:r>
+        <w:t>在企业里，开发者通常先把改动推到功能分支，再发 PR 给同事审查；CI 自动跑检查，合并与发布则按团队权限完成。下面是本次提交时的检查思路，当前分支已完成提交，不必再复制执行一次 commit。</w:t>
+      </w:r>
+    </w:p>
+    <w:p>
+      <w:pPr>
+        <w:keepLines/>
+        <w:spacing w:after="60"/>
+        <w:ind w:left="312"/>
+      </w:pPr>
+      <w:r>
+        <w:rPr>
+          <w:rFonts w:ascii="Consolas" w:hAnsi="Consolas" w:eastAsia="Microsoft YaHei"/>
+          <w:sz w:val="17"/>
+        </w:rPr>
+        <w:t>git diff --check</w:t>
+      </w:r>
+    </w:p>
+    <w:p>
+      <w:pPr>
+        <w:keepLines/>
+        <w:spacing w:after="60"/>
+        <w:ind w:left="312"/>
       </w:pPr>
       <w:r>
         <w:rPr>
@@ -279,28 +666,29 @@
     </w:p>
     <w:p>
       <w:pPr>
+        <w:keepLines/>
         <w:spacing w:after="60"/>
-        <w:ind w:left="340"/>
+        <w:ind w:left="312"/>
       </w:pPr>
       <w:r>
         <w:rPr>
           <w:rFonts w:ascii="Consolas" w:hAnsi="Consolas" w:eastAsia="Microsoft YaHei"/>
           <w:sz w:val="17"/>
         </w:rPr>
-        <w:t>git diff --cached --check</w:t>
+        <w:t>git log -2 --oneline</w:t>
+      </w:r>
+    </w:p>
+    <w:p>
+      <w:r>
+        <w:t>日报写“做了什么、证据是什么、还差什么”。例如：故障是模型桩退出；证据是 exited 255、RestartPolicy=no 和 Worker 日志；改动是一行重启策略；回归是 613 项后端、44 项前端、3 项 E2E 通过。远端 Actions 因接口限流未核实，所以只能写“已推送”，不能写“CI 已通过”。</w:t>
       </w:r>
     </w:p>
     <w:p>
       <w:pPr>
-        <w:spacing w:after="60"/>
-        <w:ind w:left="340"/>
+        <w:pStyle w:val="Heading1"/>
       </w:pPr>
       <w:r>
-        <w:rPr>
-          <w:rFonts w:ascii="Consolas" w:hAnsi="Consolas" w:eastAsia="Microsoft YaHei"/>
-          <w:sz w:val="17"/>
-        </w:rPr>
-        <w:t>git push -u origin codex/phase-9-deployment-ci</w:t>
+        <w:t>学习方法与自测</w:t>
       </w:r>
     </w:p>
     <w:p>
@@ -308,17 +696,40 @@
         <w:pStyle w:val="Heading2"/>
       </w:pPr>
       <w:r>
-        <w:t>学习方法与环境选择</w:t>
+        <w:t>用三轮练习代替背命令</w:t>
       </w:r>
     </w:p>
     <w:p>
       <w:r>
-        <w:t>每次学习围绕一个真实故障记录四项内容：现象、定位证据、最小改动、回归结果；先画出浏览器到 API、Worker、数据库和模型桩的调用链，再从失败点反向读代码。本项目可在 Windows 上开发，Docker Desktop 通常在 Linux 虚拟化环境中运行 Linux 容器，GitHub Actions 使用 Linux runner；企业也会用云虚拟机、容器平台或物理机，并非所有项目都只能部署在 Linux 虚拟机。下一步优先练习隔离备份恢复与远端 CI 排障。</w:t>
+        <w:t>第一轮只画一张调用图：浏览器 → Web → API → Redis/Worker → model-stub，再补上 MySQL、知识文件卷和 Chroma。能说清每个服务保存什么，就不容易把所有失败都归因于 API。</w:t>
+      </w:r>
+    </w:p>
+    <w:p>
+      <w:r>
+        <w:t>第二轮按“现象 → 证据 → 根因 → 一处改动 → 回归”写五行排障记录。重新打开 compose.e2e.yaml，自己找出 restart 行；随后用 ps、logs 和 E2E 结果检验解释是否成立。</w:t>
+      </w:r>
+    </w:p>
+    <w:p>
+      <w:r>
+        <w:t>第三轮扮演代码审查者，回答三个问题：为什么 /ready=200 仍可能发生 Embedding 失败？为什么只改 model-stub 而不改生产 API？为什么数量一致仍不能宣称备份恢复完成？如果能不用看答案、用自己的话解释清楚，就掌握了这次工作的关键。</w:t>
+      </w:r>
+    </w:p>
+    <w:p>
+      <w:pPr>
+        <w:pStyle w:val="Heading2"/>
+      </w:pPr>
+      <w:r>
+        <w:t>接下来可以练什么</w:t>
+      </w:r>
+    </w:p>
+    <w:p>
+      <w:r>
+        <w:t>先在单独的合成项目完成一次备份与恢复演练，逐条比对商品、文档和引用；再查看 GitHub Actions 各作业的日志，学会区分代码失败、依赖服务失败和环境失败。学习时先做只读检查，涉及新建或删除卷的命令只在确认项目归自己所有后执行。</w:t>
       </w:r>
     </w:p>
     <w:sectPr>
       <w:pgSz w:w="12240" w:h="15840"/>
-      <w:pgMar w:top="1247" w:right="1304" w:bottom="1191" w:left="1304" w:header="720" w:footer="720" w:gutter="0"/>
+      <w:pgMar w:top="1191" w:right="1247" w:bottom="1134" w:left="1247" w:header="720" w:footer="720" w:gutter="0"/>
       <w:cols w:space="720"/>
       <w:docGrid w:linePitch="360"/>
     </w:sectPr>
@@ -690,7 +1101,7 @@
     <w:qFormat/>
     <w:rsid w:val="00FC693F"/>
     <w:pPr>
-      <w:spacing w:after="140" w:line="312" w:lineRule="auto"/>
+      <w:spacing w:after="120" w:line="307" w:lineRule="auto"/>
     </w:pPr>
     <w:rPr>
       <w:rFonts w:ascii="Microsoft YaHei" w:hAnsi="Microsoft YaHei" w:eastAsia="Microsoft YaHei"/>
